--- a/Weekly_Log/SJ/Weekly_work_log/신성재_작업일지_34주차.docx
+++ b/Weekly_Log/SJ/Weekly_work_log/신성재_작업일지_34주차.docx
@@ -11,13 +11,13 @@
         <w:tblLook w:val="04A0" w:firstRow="1" w:lastRow="0" w:firstColumn="1" w:lastColumn="0" w:noHBand="0" w:noVBand="1"/>
       </w:tblPr>
       <w:tblGrid>
-        <w:gridCol w:w="681"/>
-        <w:gridCol w:w="1651"/>
-        <w:gridCol w:w="267"/>
-        <w:gridCol w:w="1171"/>
-        <w:gridCol w:w="2855"/>
-        <w:gridCol w:w="1187"/>
-        <w:gridCol w:w="1351"/>
+        <w:gridCol w:w="403"/>
+        <w:gridCol w:w="1601"/>
+        <w:gridCol w:w="220"/>
+        <w:gridCol w:w="1220"/>
+        <w:gridCol w:w="3084"/>
+        <w:gridCol w:w="1232"/>
+        <w:gridCol w:w="1403"/>
       </w:tblGrid>
       <w:tr>
         <w:tc>
@@ -294,9 +294,6 @@
               <w:tabs>
                 <w:tab w:val="left" w:pos="1058"/>
               </w:tabs>
-              <w:rPr>
-                <w:rFonts w:hint="eastAsia"/>
-              </w:rPr>
             </w:pPr>
             <w:r>
               <w:rPr>
@@ -620,9 +617,6 @@
               <w:tabs>
                 <w:tab w:val="left" w:pos="1020"/>
               </w:tabs>
-              <w:rPr>
-                <w:rFonts w:hint="eastAsia"/>
-              </w:rPr>
             </w:pPr>
           </w:p>
           <w:p>
@@ -646,7 +640,6 @@
               <w:rPr>
                 <w:rFonts w:hint="eastAsia"/>
               </w:rPr>
-              <w:lastRenderedPageBreak/>
               <w:t>2.</w:t>
             </w:r>
             <w:r>
@@ -687,6 +680,7 @@
               <w:rPr>
                 <w:b/>
                 <w:bCs/>
+                <w:noProof/>
               </w:rPr>
               <w:drawing>
                 <wp:inline distT="0" distB="0" distL="0" distR="0" wp14:anchorId="7E0FDF66" wp14:editId="414280CD">
@@ -734,6 +728,7 @@
               <w:rPr>
                 <w:b/>
                 <w:bCs/>
+                <w:noProof/>
               </w:rPr>
               <w:drawing>
                 <wp:inline distT="0" distB="0" distL="0" distR="0" wp14:anchorId="55EC92DD" wp14:editId="3E12D2D9">
@@ -836,8 +831,110 @@
               <w:tabs>
                 <w:tab w:val="left" w:pos="1020"/>
               </w:tabs>
-              <w:rPr>
-                <w:rFonts w:hint="eastAsia"/>
+            </w:pPr>
+            <w:r>
+              <w:drawing>
+                <wp:inline distT="0" distB="0" distL="0" distR="0" wp14:anchorId="380F5DB0" wp14:editId="408A0746">
+                  <wp:extent cx="5731510" cy="1213485"/>
+                  <wp:effectExtent l="0" t="0" r="2540" b="5715"/>
+                  <wp:docPr id="1043141636" name="그림 1"/>
+                  <wp:cNvGraphicFramePr>
+                    <a:graphicFrameLocks xmlns:a="http://schemas.openxmlformats.org/drawingml/2006/main" noChangeAspect="1"/>
+                  </wp:cNvGraphicFramePr>
+                  <a:graphic xmlns:a="http://schemas.openxmlformats.org/drawingml/2006/main">
+                    <a:graphicData uri="http://schemas.openxmlformats.org/drawingml/2006/picture">
+                      <pic:pic xmlns:pic="http://schemas.openxmlformats.org/drawingml/2006/picture">
+                        <pic:nvPicPr>
+                          <pic:cNvPr id="1043141636" name=""/>
+                          <pic:cNvPicPr/>
+                        </pic:nvPicPr>
+                        <pic:blipFill>
+                          <a:blip r:embed="rId9"/>
+                          <a:stretch>
+                            <a:fillRect/>
+                          </a:stretch>
+                        </pic:blipFill>
+                        <pic:spPr>
+                          <a:xfrm>
+                            <a:off x="0" y="0"/>
+                            <a:ext cx="5731510" cy="1213485"/>
+                          </a:xfrm>
+                          <a:prstGeom prst="rect">
+                            <a:avLst/>
+                          </a:prstGeom>
+                        </pic:spPr>
+                      </pic:pic>
+                    </a:graphicData>
+                  </a:graphic>
+                </wp:inline>
+              </w:drawing>
+            </w:r>
+          </w:p>
+          <w:p>
+            <w:pPr>
+              <w:tabs>
+                <w:tab w:val="left" w:pos="1020"/>
+              </w:tabs>
+            </w:pPr>
+          </w:p>
+          <w:p>
+            <w:pPr>
+              <w:tabs>
+                <w:tab w:val="left" w:pos="1020"/>
+              </w:tabs>
+            </w:pPr>
+          </w:p>
+          <w:p>
+            <w:pPr>
+              <w:tabs>
+                <w:tab w:val="left" w:pos="1020"/>
+              </w:tabs>
+            </w:pPr>
+          </w:p>
+          <w:p>
+            <w:pPr>
+              <w:tabs>
+                <w:tab w:val="left" w:pos="1020"/>
+              </w:tabs>
+            </w:pPr>
+          </w:p>
+          <w:p>
+            <w:pPr>
+              <w:tabs>
+                <w:tab w:val="left" w:pos="1020"/>
+              </w:tabs>
+            </w:pPr>
+          </w:p>
+          <w:p>
+            <w:pPr>
+              <w:tabs>
+                <w:tab w:val="left" w:pos="1020"/>
+              </w:tabs>
+            </w:pPr>
+          </w:p>
+          <w:p>
+            <w:pPr>
+              <w:tabs>
+                <w:tab w:val="left" w:pos="1020"/>
+              </w:tabs>
+            </w:pPr>
+          </w:p>
+          <w:p>
+            <w:pPr>
+              <w:tabs>
+                <w:tab w:val="left" w:pos="1020"/>
+              </w:tabs>
+              <w:rPr>
+                <w:rFonts w:hint="eastAsia"/>
+              </w:rPr>
+            </w:pPr>
+          </w:p>
+          <w:p>
+            <w:pPr>
+              <w:tabs>
+                <w:tab w:val="left" w:pos="1020"/>
+              </w:tabs>
+              <w:rPr>
                 <w:b/>
                 <w:bCs/>
               </w:rPr>
@@ -848,6 +945,7 @@
                 <w:b/>
                 <w:bCs/>
               </w:rPr>
+              <w:lastRenderedPageBreak/>
               <w:t>3.</w:t>
             </w:r>
             <w:proofErr w:type="spellStart"/>
@@ -866,16 +964,297 @@
                 <w:b/>
                 <w:bCs/>
               </w:rPr>
-              <w:t xml:space="preserve"> UI</w:t>
-            </w:r>
-            <w:r>
-              <w:rPr>
-                <w:rFonts w:hint="eastAsia"/>
+              <w:t xml:space="preserve"> UI 변경</w:t>
+            </w:r>
+          </w:p>
+          <w:p>
+            <w:pPr>
+              <w:tabs>
+                <w:tab w:val="left" w:pos="1020"/>
+              </w:tabs>
+              <w:rPr>
                 <w:b/>
                 <w:bCs/>
               </w:rPr>
-              <w:t xml:space="preserve"> 변경</w:t>
-            </w:r>
+            </w:pPr>
+          </w:p>
+          <w:p>
+            <w:pPr>
+              <w:tabs>
+                <w:tab w:val="left" w:pos="1020"/>
+              </w:tabs>
+              <w:rPr>
+                <w:rFonts w:hint="eastAsia"/>
+                <w:b/>
+                <w:bCs/>
+              </w:rPr>
+            </w:pPr>
+            <w:r>
+              <w:rPr>
+                <w:rFonts w:hint="eastAsia"/>
+                <w:b/>
+                <w:bCs/>
+                <w:noProof/>
+              </w:rPr>
+              <w:drawing>
+                <wp:inline distT="0" distB="0" distL="0" distR="0" wp14:anchorId="5BAA8F79" wp14:editId="26791F45">
+                  <wp:extent cx="5010849" cy="5468113"/>
+                  <wp:effectExtent l="0" t="0" r="0" b="0"/>
+                  <wp:docPr id="1208302572" name="그림 1"/>
+                  <wp:cNvGraphicFramePr>
+                    <a:graphicFrameLocks xmlns:a="http://schemas.openxmlformats.org/drawingml/2006/main" noChangeAspect="1"/>
+                  </wp:cNvGraphicFramePr>
+                  <a:graphic xmlns:a="http://schemas.openxmlformats.org/drawingml/2006/main">
+                    <a:graphicData uri="http://schemas.openxmlformats.org/drawingml/2006/picture">
+                      <pic:pic xmlns:pic="http://schemas.openxmlformats.org/drawingml/2006/picture">
+                        <pic:nvPicPr>
+                          <pic:cNvPr id="1208302572" name="그림 1208302572"/>
+                          <pic:cNvPicPr/>
+                        </pic:nvPicPr>
+                        <pic:blipFill>
+                          <a:blip r:embed="rId10">
+                            <a:extLst>
+                              <a:ext uri="{28A0092B-C50C-407E-A947-70E740481C1C}">
+                                <a14:useLocalDpi xmlns:a14="http://schemas.microsoft.com/office/drawing/2010/main" val="0"/>
+                              </a:ext>
+                            </a:extLst>
+                          </a:blip>
+                          <a:stretch>
+                            <a:fillRect/>
+                          </a:stretch>
+                        </pic:blipFill>
+                        <pic:spPr>
+                          <a:xfrm>
+                            <a:off x="0" y="0"/>
+                            <a:ext cx="5010849" cy="5468113"/>
+                          </a:xfrm>
+                          <a:prstGeom prst="rect">
+                            <a:avLst/>
+                          </a:prstGeom>
+                        </pic:spPr>
+                      </pic:pic>
+                    </a:graphicData>
+                  </a:graphic>
+                </wp:inline>
+              </w:drawing>
+            </w:r>
+          </w:p>
+          <w:p>
+            <w:pPr>
+              <w:tabs>
+                <w:tab w:val="left" w:pos="1020"/>
+              </w:tabs>
+              <w:rPr>
+                <w:b/>
+                <w:bCs/>
+              </w:rPr>
+            </w:pPr>
+          </w:p>
+          <w:p>
+            <w:pPr>
+              <w:tabs>
+                <w:tab w:val="left" w:pos="1020"/>
+              </w:tabs>
+            </w:pPr>
+            <w:r>
+              <w:rPr>
+                <w:rFonts w:hint="eastAsia"/>
+              </w:rPr>
+              <w:t xml:space="preserve">기존에 게이지 형식에서 스택 형식으로 UI를 </w:t>
+            </w:r>
+            <w:proofErr w:type="spellStart"/>
+            <w:r>
+              <w:rPr>
+                <w:rFonts w:hint="eastAsia"/>
+              </w:rPr>
+              <w:t>모델러가</w:t>
+            </w:r>
+            <w:proofErr w:type="spellEnd"/>
+            <w:r>
+              <w:rPr>
+                <w:rFonts w:hint="eastAsia"/>
+              </w:rPr>
+              <w:t xml:space="preserve"> 변경을 해줘서 플레이어 가방 </w:t>
+            </w:r>
+            <w:proofErr w:type="gramStart"/>
+            <w:r>
+              <w:rPr>
+                <w:rFonts w:hint="eastAsia"/>
+              </w:rPr>
+              <w:t>뒤 쪽에</w:t>
+            </w:r>
+            <w:proofErr w:type="gramEnd"/>
+            <w:r>
+              <w:rPr>
+                <w:rFonts w:hint="eastAsia"/>
+              </w:rPr>
+              <w:t xml:space="preserve"> </w:t>
+            </w:r>
+            <w:proofErr w:type="gramStart"/>
+            <w:r>
+              <w:rPr>
+                <w:rFonts w:hint="eastAsia"/>
+              </w:rPr>
+              <w:t>부착 했습니다</w:t>
+            </w:r>
+            <w:proofErr w:type="gramEnd"/>
+            <w:r>
+              <w:rPr>
+                <w:rFonts w:hint="eastAsia"/>
+              </w:rPr>
+              <w:t xml:space="preserve">. 지금 부착하고 크기만 조정해 놓은 상태라서 </w:t>
+            </w:r>
+            <w:proofErr w:type="spellStart"/>
+            <w:r>
+              <w:rPr>
+                <w:rFonts w:hint="eastAsia"/>
+              </w:rPr>
+              <w:t>머터리얼을</w:t>
+            </w:r>
+            <w:proofErr w:type="spellEnd"/>
+            <w:r>
+              <w:rPr>
+                <w:rFonts w:hint="eastAsia"/>
+              </w:rPr>
+              <w:t xml:space="preserve"> 바꿔도 </w:t>
+            </w:r>
+            <w:proofErr w:type="spellStart"/>
+            <w:r>
+              <w:rPr>
+                <w:rFonts w:hint="eastAsia"/>
+              </w:rPr>
+              <w:t>아직까지는</w:t>
+            </w:r>
+            <w:proofErr w:type="spellEnd"/>
+            <w:r>
+              <w:rPr>
+                <w:rFonts w:hint="eastAsia"/>
+              </w:rPr>
+              <w:t xml:space="preserve"> 스택이 줄지는 않습니다. </w:t>
+            </w:r>
+          </w:p>
+          <w:p>
+            <w:pPr>
+              <w:tabs>
+                <w:tab w:val="left" w:pos="1020"/>
+              </w:tabs>
+            </w:pPr>
+          </w:p>
+          <w:p>
+            <w:pPr>
+              <w:tabs>
+                <w:tab w:val="left" w:pos="1020"/>
+              </w:tabs>
+            </w:pPr>
+          </w:p>
+          <w:p>
+            <w:pPr>
+              <w:tabs>
+                <w:tab w:val="left" w:pos="1020"/>
+              </w:tabs>
+            </w:pPr>
+          </w:p>
+          <w:p>
+            <w:pPr>
+              <w:tabs>
+                <w:tab w:val="left" w:pos="1020"/>
+              </w:tabs>
+            </w:pPr>
+          </w:p>
+          <w:p>
+            <w:pPr>
+              <w:tabs>
+                <w:tab w:val="left" w:pos="1020"/>
+              </w:tabs>
+              <w:rPr>
+                <w:rFonts w:hint="eastAsia"/>
+              </w:rPr>
+            </w:pPr>
+            <w:r>
+              <w:rPr>
+                <w:rFonts w:hint="eastAsia"/>
+              </w:rPr>
+              <w:lastRenderedPageBreak/>
+              <w:t xml:space="preserve">이번주는 시험 일정 때문에 바빠서 많이 진행하지 </w:t>
+            </w:r>
+            <w:proofErr w:type="gramStart"/>
+            <w:r>
+              <w:rPr>
+                <w:rFonts w:hint="eastAsia"/>
+              </w:rPr>
+              <w:t>못 해서</w:t>
+            </w:r>
+            <w:proofErr w:type="gramEnd"/>
+            <w:r>
+              <w:rPr>
+                <w:rFonts w:hint="eastAsia"/>
+              </w:rPr>
+              <w:t xml:space="preserve"> 영상으로 </w:t>
+            </w:r>
+            <w:proofErr w:type="spellStart"/>
+            <w:r>
+              <w:rPr>
+                <w:rFonts w:hint="eastAsia"/>
+              </w:rPr>
+              <w:t>보여드릴께</w:t>
+            </w:r>
+            <w:proofErr w:type="spellEnd"/>
+            <w:r>
+              <w:rPr>
+                <w:rFonts w:hint="eastAsia"/>
+              </w:rPr>
+              <w:t xml:space="preserve"> 없습니다. 시험이 끝나는 대로 바로 적용해서 </w:t>
+            </w:r>
+            <w:proofErr w:type="spellStart"/>
+            <w:r>
+              <w:rPr>
+                <w:rFonts w:hint="eastAsia"/>
+              </w:rPr>
+              <w:t>보려드리도록</w:t>
+            </w:r>
+            <w:proofErr w:type="spellEnd"/>
+            <w:r>
+              <w:rPr>
+                <w:rFonts w:hint="eastAsia"/>
+              </w:rPr>
+              <w:t xml:space="preserve"> 하겠습니다.</w:t>
+            </w:r>
+          </w:p>
+          <w:p>
+            <w:pPr>
+              <w:tabs>
+                <w:tab w:val="left" w:pos="1020"/>
+              </w:tabs>
+            </w:pPr>
+          </w:p>
+          <w:p>
+            <w:pPr>
+              <w:tabs>
+                <w:tab w:val="left" w:pos="1020"/>
+              </w:tabs>
+            </w:pPr>
+          </w:p>
+          <w:p>
+            <w:pPr>
+              <w:tabs>
+                <w:tab w:val="left" w:pos="1020"/>
+              </w:tabs>
+              <w:rPr>
+                <w:rFonts w:hint="eastAsia"/>
+              </w:rPr>
+            </w:pPr>
+          </w:p>
+          <w:p>
+            <w:pPr>
+              <w:tabs>
+                <w:tab w:val="left" w:pos="1020"/>
+              </w:tabs>
+              <w:rPr>
+                <w:rFonts w:hint="eastAsia"/>
+                <w:b/>
+                <w:bCs/>
+              </w:rPr>
+            </w:pPr>
           </w:p>
         </w:tc>
       </w:tr>
@@ -1116,7 +1495,7 @@
       </w:r>
     </w:p>
     <w:sectPr>
-      <w:headerReference w:type="default" r:id="rId9"/>
+      <w:headerReference w:type="default" r:id="rId11"/>
       <w:pgSz w:w="11906" w:h="16838"/>
       <w:pgMar w:top="1701" w:right="1440" w:bottom="1440" w:left="1440" w:header="851" w:footer="992" w:gutter="0"/>
       <w:cols w:space="720"/>
